--- a/professor.lincoln/computacionais-seguranca/Plano de Ensino - Sistemas computacionais e segurança - Versão Readequada ao PA.docx
+++ b/professor.lincoln/computacionais-seguranca/Plano de Ensino - Sistemas computacionais e segurança - Versão Readequada ao PA.docx
@@ -8942,6 +8942,7 @@
   </w:compat>
   <w:rsids>
     <w:rsidRoot w:val="00E041A2"/>
+    <w:rsid w:val="000A0A96"/>
     <w:rsid w:val="001F042A"/>
     <w:rsid w:val="002338D6"/>
     <w:rsid w:val="00283B3E"/>
@@ -8956,6 +8957,7 @@
     <w:rsid w:val="00641BB8"/>
     <w:rsid w:val="00743C3F"/>
     <w:rsid w:val="00800A8F"/>
+    <w:rsid w:val="00BC5428"/>
     <w:rsid w:val="00BE5D0E"/>
     <w:rsid w:val="00CF6E64"/>
     <w:rsid w:val="00D6273A"/>
